--- a/TryHackme-Notes/[01]Risk Management.docx
+++ b/TryHackme-Notes/[01]Risk Management.docx
@@ -57,7 +57,15 @@
     <w:p/>
     <w:p>
       <w:r>
-        <w:t xml:space="preserve">A threat is a potential harm or danger to an individual, </w:t>
+        <w:t xml:space="preserve">A threat is a </w:t>
+      </w:r>
+      <w:proofErr w:type="gramStart"/>
+      <w:r>
+        <w:t>potential harm or</w:t>
+      </w:r>
+      <w:proofErr w:type="gramEnd"/>
+      <w:r>
+        <w:t xml:space="preserve"> danger to an individual, </w:t>
       </w:r>
       <w:proofErr w:type="spellStart"/>
       <w:r>
@@ -152,8 +160,13 @@
       </w:r>
     </w:p>
     <w:p>
-      <w:r>
-        <w:t>A power outage can halt an entire company without a backup power source. A failed power supply means the whole server is down unless another backup power supply is on standby. Any of these technical threats can prevent business processes from moving forward; therefore, considering each of these threats is a must in any risk analysis.</w:t>
+      <w:proofErr w:type="gramStart"/>
+      <w:r>
+        <w:t>A power</w:t>
+      </w:r>
+      <w:proofErr w:type="gramEnd"/>
+      <w:r>
+        <w:t xml:space="preserve"> outage can halt an entire company without a backup power source. A failed power supply means the whole server is down unless another backup power supply is on standby. Any of these technical threats can prevent business processes from moving forward; therefore, considering each of these threats is a must in any risk analysis.</w:t>
       </w:r>
     </w:p>
     <w:p/>
@@ -376,6 +389,81 @@
         <w:t xml:space="preserve"> and resulting in adverse business effects. Since the existence of assets is taken for granted, some references omit assets from the visual representation.</w:t>
       </w:r>
     </w:p>
+    <w:p>
+      <w:r>
+        <w:rPr>
+          <w:noProof/>
+        </w:rPr>
+        <w:lastRenderedPageBreak/>
+        <w:drawing>
+          <wp:inline distT="0" distB="0" distL="0" distR="0" wp14:anchorId="381B5FC1" wp14:editId="70FE13B0">
+            <wp:extent cx="5943600" cy="6442710"/>
+            <wp:effectExtent l="0" t="0" r="0" b="0"/>
+            <wp:docPr id="2122137297" name="Picture 2" descr="Risk is the intersection of threat and vulnerability."/>
+            <wp:cNvGraphicFramePr>
+              <a:graphicFrameLocks xmlns:a="http://schemas.openxmlformats.org/drawingml/2006/main" noChangeAspect="1"/>
+            </wp:cNvGraphicFramePr>
+            <a:graphic xmlns:a="http://schemas.openxmlformats.org/drawingml/2006/main">
+              <a:graphicData uri="http://schemas.openxmlformats.org/drawingml/2006/picture">
+                <pic:pic xmlns:pic="http://schemas.openxmlformats.org/drawingml/2006/picture">
+                  <pic:nvPicPr>
+                    <pic:cNvPr id="0" name="Picture 3" descr="Risk is the intersection of threat and vulnerability."/>
+                    <pic:cNvPicPr>
+                      <a:picLocks noChangeAspect="1" noChangeArrowheads="1"/>
+                    </pic:cNvPicPr>
+                  </pic:nvPicPr>
+                  <pic:blipFill>
+                    <a:blip r:embed="rId5">
+                      <a:extLst>
+                        <a:ext uri="{28A0092B-C50C-407E-A947-70E740481C1C}">
+                          <a14:useLocalDpi xmlns:a14="http://schemas.microsoft.com/office/drawing/2010/main" val="0"/>
+                        </a:ext>
+                      </a:extLst>
+                    </a:blip>
+                    <a:srcRect/>
+                    <a:stretch>
+                      <a:fillRect/>
+                    </a:stretch>
+                  </pic:blipFill>
+                  <pic:spPr bwMode="auto">
+                    <a:xfrm>
+                      <a:off x="0" y="0"/>
+                      <a:ext cx="5943600" cy="6442710"/>
+                    </a:xfrm>
+                    <a:prstGeom prst="rect">
+                      <a:avLst/>
+                    </a:prstGeom>
+                    <a:noFill/>
+                    <a:ln>
+                      <a:noFill/>
+                    </a:ln>
+                  </pic:spPr>
+                </pic:pic>
+              </a:graphicData>
+            </a:graphic>
+          </wp:inline>
+        </w:drawing>
+      </w:r>
+    </w:p>
+    <w:p>
+      <w:r>
+        <w:t xml:space="preserve">In information systems, risk refers to the potential threats, vulnerabilities, and negative consequences arising from the interaction between IT infrastructure, software applications, data, and users. It deals with the uncertainties </w:t>
+      </w:r>
+      <w:proofErr w:type="spellStart"/>
+      <w:r>
+        <w:t>organisations</w:t>
+      </w:r>
+      <w:proofErr w:type="spellEnd"/>
+      <w:r>
+        <w:t xml:space="preserve"> face in ensuring their digital assets’ confidentiality, integrity, and availability.</w:t>
+      </w:r>
+    </w:p>
+    <w:p>
+      <w:r>
+        <w:t>Risk Management</w:t>
+      </w:r>
+    </w:p>
+    <w:p/>
     <w:sectPr>
       <w:pgSz w:w="12240" w:h="15840"/>
       <w:pgMar w:top="1440" w:right="1440" w:bottom="1440" w:left="1440" w:header="720" w:footer="720" w:gutter="0"/>
